--- a/image mockups.docx
+++ b/image mockups.docx
@@ -2,86 +2,842 @@
 <file path=word/document.xml><?xml version="1.0" encoding="utf-8"?>
 <w:document xmlns:wpc="http://schemas.microsoft.com/office/word/2010/wordprocessingCanvas" xmlns:cx="http://schemas.microsoft.com/office/drawing/2014/chartex" xmlns:cx1="http://schemas.microsoft.com/office/drawing/2015/9/8/chartex" xmlns:cx2="http://schemas.microsoft.com/office/drawing/2015/10/21/chartex" xmlns:cx3="http://schemas.microsoft.com/office/drawing/2016/5/9/chartex" xmlns:cx4="http://schemas.microsoft.com/office/drawing/2016/5/10/chartex" xmlns:cx5="http://schemas.microsoft.com/office/drawing/2016/5/11/chartex" xmlns:cx6="http://schemas.microsoft.com/office/drawing/2016/5/12/chartex" xmlns:cx7="http://schemas.microsoft.com/office/drawing/2016/5/13/chartex" xmlns:cx8="http://schemas.microsoft.com/office/drawing/2016/5/14/chartex" xmlns:mc="http://schemas.openxmlformats.org/markup-compatibility/2006" xmlns:aink="http://schemas.microsoft.com/office/drawing/2016/ink" xmlns:am3d="http://schemas.microsoft.com/office/drawing/2017/model3d" xmlns:o="urn:schemas-microsoft-com:office:office" xmlns:oel="http://schemas.microsoft.com/office/2019/extlst" xmlns:r="http://schemas.openxmlformats.org/officeDocument/2006/relationships" xmlns:m="http://schemas.openxmlformats.org/officeDocument/2006/math" xmlns:v="urn:schemas-microsoft-com:vml" xmlns:wp14="http://schemas.microsoft.com/office/word/2010/wordprocessingDrawing" xmlns:wp="http://schemas.openxmlformats.org/drawingml/2006/wordprocessingDrawing" xmlns:w10="urn:schemas-microsoft-com:office:word" xmlns:w="http://schemas.openxmlformats.org/wordprocessingml/2006/main" xmlns:w14="http://schemas.microsoft.com/office/word/2010/wordml" xmlns:w15="http://schemas.microsoft.com/office/word/2012/wordml" xmlns:w16cex="http://schemas.microsoft.com/office/word/2018/wordml/cex" xmlns:w16cid="http://schemas.microsoft.com/office/word/2016/wordml/cid" xmlns:w16="http://schemas.microsoft.com/office/word/2018/wordml" xmlns:w16du="http://schemas.microsoft.com/office/word/2023/wordml/word16du" xmlns:w16sdtdh="http://schemas.microsoft.com/office/word/2020/wordml/sdtdatahash" xmlns:w16sdtfl="http://schemas.microsoft.com/office/word/2024/wordml/sdtformatlock" xmlns:w16se="http://schemas.microsoft.com/office/word/2015/wordml/symex" xmlns:wpg="http://schemas.microsoft.com/office/word/2010/wordprocessingGroup" xmlns:wpi="http://schemas.microsoft.com/office/word/2010/wordprocessingInk" xmlns:wne="http://schemas.microsoft.com/office/word/2006/wordml" xmlns:wps="http://schemas.microsoft.com/office/word/2010/wordprocessingShape" mc:Ignorable="w14 w15 w16se w16cid w16 w16cex w16sdtdh w16sdtfl w16du wp14">
   <w:body>
-    <w:p>
-      <w:r>
-        <w:rPr>
-          <w:noProof/>
-        </w:rPr>
-        <w:drawing>
-          <wp:inline distT="0" distB="0" distL="0" distR="0" wp14:anchorId="3E964821" wp14:editId="4405FABB">
-            <wp:extent cx="2819195" cy="4191000"/>
-            <wp:effectExtent l="342900" t="0" r="362585" b="190500"/>
-            <wp:docPr id="1130778626" name="Picture 1"/>
-            <wp:cNvGraphicFramePr>
-              <a:graphicFrameLocks xmlns:a="http://schemas.openxmlformats.org/drawingml/2006/main" noChangeAspect="1"/>
-            </wp:cNvGraphicFramePr>
-            <a:graphic xmlns:a="http://schemas.openxmlformats.org/drawingml/2006/main">
-              <a:graphicData uri="http://schemas.openxmlformats.org/drawingml/2006/picture">
-                <pic:pic xmlns:pic="http://schemas.openxmlformats.org/drawingml/2006/picture">
-                  <pic:nvPicPr>
-                    <pic:cNvPr id="0" name="Picture 1"/>
-                    <pic:cNvPicPr>
-                      <a:picLocks noChangeAspect="1" noChangeArrowheads="1"/>
-                    </pic:cNvPicPr>
-                  </pic:nvPicPr>
-                  <pic:blipFill>
-                    <a:blip r:embed="rId4">
-                      <a:extLst>
-                        <a:ext uri="{28A0092B-C50C-407E-A947-70E740481C1C}">
-                          <a14:useLocalDpi xmlns:a14="http://schemas.microsoft.com/office/drawing/2010/main" val="0"/>
-                        </a:ext>
-                      </a:extLst>
-                    </a:blip>
-                    <a:srcRect/>
-                    <a:stretch>
-                      <a:fillRect/>
-                    </a:stretch>
-                  </pic:blipFill>
-                  <pic:spPr bwMode="auto">
-                    <a:xfrm>
-                      <a:off x="0" y="0"/>
-                      <a:ext cx="2850311" cy="4237256"/>
-                    </a:xfrm>
-                    <a:prstGeom prst="roundRect">
-                      <a:avLst>
-                        <a:gd name="adj" fmla="val 16667"/>
-                      </a:avLst>
-                    </a:prstGeom>
-                    <a:ln>
-                      <a:solidFill>
-                        <a:srgbClr val="EE0000"/>
-                      </a:solidFill>
-                    </a:ln>
-                    <a:effectLst>
-                      <a:outerShdw blurRad="152400" dist="12000" dir="900000" sy="98000" kx="110000" ky="200000" algn="tl" rotWithShape="0">
-                        <a:srgbClr val="000000">
-                          <a:alpha val="30000"/>
-                        </a:srgbClr>
-                      </a:outerShdw>
-                    </a:effectLst>
-                    <a:scene3d>
-                      <a:camera prst="perspectiveRelaxed">
-                        <a:rot lat="19800000" lon="1200000" rev="20820000"/>
-                      </a:camera>
-                      <a:lightRig rig="threePt" dir="t"/>
-                    </a:scene3d>
-                    <a:sp3d contourW="6350" prstMaterial="matte">
-                      <a:bevelT w="101600" h="101600"/>
-                      <a:contourClr>
-                        <a:srgbClr val="969696"/>
-                      </a:contourClr>
-                    </a:sp3d>
-                  </pic:spPr>
-                </pic:pic>
-              </a:graphicData>
-            </a:graphic>
-          </wp:inline>
-        </w:drawing>
-      </w:r>
-    </w:p>
+    <w:tbl>
+      <w:tblPr>
+        <w:tblStyle w:val="TableGrid"/>
+        <w:tblW w:w="0" w:type="auto"/>
+        <w:tblLook w:val="04A0" w:firstRow="1" w:lastRow="0" w:firstColumn="1" w:lastColumn="0" w:noHBand="0" w:noVBand="1"/>
+      </w:tblPr>
+      <w:tblGrid>
+        <w:gridCol w:w="2155"/>
+        <w:gridCol w:w="2970"/>
+        <w:gridCol w:w="5580"/>
+      </w:tblGrid>
+      <w:tr>
+        <w:tc>
+          <w:tcPr>
+            <w:tcW w:w="2155" w:type="dxa"/>
+            <w:hideMark/>
+          </w:tcPr>
+          <w:p>
+            <w:pPr>
+              <w:spacing w:after="160" w:line="278" w:lineRule="auto"/>
+              <w:rPr>
+                <w:b/>
+                <w:bCs/>
+              </w:rPr>
+            </w:pPr>
+            <w:r>
+              <w:rPr>
+                <w:b/>
+                <w:bCs/>
+              </w:rPr>
+              <w:t>Time</w:t>
+            </w:r>
+          </w:p>
+        </w:tc>
+        <w:tc>
+          <w:tcPr>
+            <w:tcW w:w="2970" w:type="dxa"/>
+            <w:hideMark/>
+          </w:tcPr>
+          <w:p>
+            <w:pPr>
+              <w:spacing w:after="160" w:line="278" w:lineRule="auto"/>
+              <w:rPr>
+                <w:b/>
+                <w:bCs/>
+              </w:rPr>
+            </w:pPr>
+            <w:r>
+              <w:rPr>
+                <w:b/>
+                <w:bCs/>
+              </w:rPr>
+              <w:t>Activity</w:t>
+            </w:r>
+          </w:p>
+        </w:tc>
+        <w:tc>
+          <w:tcPr>
+            <w:tcW w:w="5580" w:type="dxa"/>
+            <w:hideMark/>
+          </w:tcPr>
+          <w:p>
+            <w:pPr>
+              <w:spacing w:after="160" w:line="278" w:lineRule="auto"/>
+              <w:rPr>
+                <w:b/>
+                <w:bCs/>
+              </w:rPr>
+            </w:pPr>
+            <w:r>
+              <w:rPr>
+                <w:b/>
+                <w:bCs/>
+              </w:rPr>
+              <w:t>Focus</w:t>
+            </w:r>
+          </w:p>
+        </w:tc>
+      </w:tr>
+      <w:tr>
+        <w:tc>
+          <w:tcPr>
+            <w:tcW w:w="2155" w:type="dxa"/>
+            <w:hideMark/>
+          </w:tcPr>
+          <w:p>
+            <w:pPr>
+              <w:spacing w:after="160" w:line="278" w:lineRule="auto"/>
+            </w:pPr>
+            <w:r>
+              <w:t>3:00 – 7:00 AM</w:t>
+            </w:r>
+          </w:p>
+        </w:tc>
+        <w:tc>
+          <w:tcPr>
+            <w:tcW w:w="2970" w:type="dxa"/>
+            <w:hideMark/>
+          </w:tcPr>
+          <w:p>
+            <w:pPr>
+              <w:spacing w:after="160" w:line="278" w:lineRule="auto"/>
+            </w:pPr>
+            <w:r>
+              <w:t>Sleep (Core Sleep)</w:t>
+            </w:r>
+          </w:p>
+        </w:tc>
+        <w:tc>
+          <w:tcPr>
+            <w:tcW w:w="5580" w:type="dxa"/>
+            <w:hideMark/>
+          </w:tcPr>
+          <w:p>
+            <w:pPr>
+              <w:spacing w:after="160" w:line="278" w:lineRule="auto"/>
+            </w:pPr>
+            <w:r>
+              <w:t>Recovery</w:t>
+            </w:r>
+          </w:p>
+        </w:tc>
+      </w:tr>
+      <w:tr>
+        <w:tc>
+          <w:tcPr>
+            <w:tcW w:w="2155" w:type="dxa"/>
+            <w:hideMark/>
+          </w:tcPr>
+          <w:p>
+            <w:pPr>
+              <w:spacing w:after="160" w:line="278" w:lineRule="auto"/>
+            </w:pPr>
+            <w:r>
+              <w:t>7:00 – 8:00 AM</w:t>
+            </w:r>
+          </w:p>
+        </w:tc>
+        <w:tc>
+          <w:tcPr>
+            <w:tcW w:w="2970" w:type="dxa"/>
+            <w:hideMark/>
+          </w:tcPr>
+          <w:p>
+            <w:pPr>
+              <w:spacing w:after="160" w:line="278" w:lineRule="auto"/>
+            </w:pPr>
+            <w:r>
+              <w:t>Wake + Prep</w:t>
+            </w:r>
+          </w:p>
+        </w:tc>
+        <w:tc>
+          <w:tcPr>
+            <w:tcW w:w="5580" w:type="dxa"/>
+            <w:hideMark/>
+          </w:tcPr>
+          <w:p>
+            <w:pPr>
+              <w:spacing w:after="160" w:line="278" w:lineRule="auto"/>
+            </w:pPr>
+            <w:r>
+              <w:t>Light movement, no distractions</w:t>
+            </w:r>
+          </w:p>
+        </w:tc>
+      </w:tr>
+      <w:tr>
+        <w:tc>
+          <w:tcPr>
+            <w:tcW w:w="2155" w:type="dxa"/>
+            <w:hideMark/>
+          </w:tcPr>
+          <w:p>
+            <w:pPr>
+              <w:spacing w:after="160" w:line="278" w:lineRule="auto"/>
+            </w:pPr>
+            <w:r>
+              <w:t>8:00 – 8:30 AM</w:t>
+            </w:r>
+          </w:p>
+        </w:tc>
+        <w:tc>
+          <w:tcPr>
+            <w:tcW w:w="2970" w:type="dxa"/>
+            <w:hideMark/>
+          </w:tcPr>
+          <w:p>
+            <w:pPr>
+              <w:spacing w:after="160" w:line="278" w:lineRule="auto"/>
+            </w:pPr>
+            <w:r>
+              <w:t>Breakfast</w:t>
+            </w:r>
+          </w:p>
+        </w:tc>
+        <w:tc>
+          <w:tcPr>
+            <w:tcW w:w="5580" w:type="dxa"/>
+            <w:hideMark/>
+          </w:tcPr>
+          <w:p>
+            <w:pPr>
+              <w:spacing w:after="160" w:line="278" w:lineRule="auto"/>
+            </w:pPr>
+            <w:r>
+              <w:t>Fuel</w:t>
+            </w:r>
+          </w:p>
+        </w:tc>
+      </w:tr>
+      <w:tr>
+        <w:tc>
+          <w:tcPr>
+            <w:tcW w:w="2155" w:type="dxa"/>
+            <w:hideMark/>
+          </w:tcPr>
+          <w:p>
+            <w:pPr>
+              <w:spacing w:after="160" w:line="278" w:lineRule="auto"/>
+            </w:pPr>
+            <w:r>
+              <w:t>8:30 – 10:30 AM</w:t>
+            </w:r>
+          </w:p>
+        </w:tc>
+        <w:tc>
+          <w:tcPr>
+            <w:tcW w:w="2970" w:type="dxa"/>
+            <w:hideMark/>
+          </w:tcPr>
+          <w:p>
+            <w:pPr>
+              <w:spacing w:after="160" w:line="278" w:lineRule="auto"/>
+            </w:pPr>
+            <w:r>
+              <w:rPr>
+                <w:b/>
+                <w:bCs/>
+              </w:rPr>
+              <w:t xml:space="preserve">Learning (2 </w:t>
+            </w:r>
+            <w:proofErr w:type="spellStart"/>
+            <w:r>
+              <w:rPr>
+                <w:b/>
+                <w:bCs/>
+              </w:rPr>
+              <w:t>hrs</w:t>
+            </w:r>
+            <w:proofErr w:type="spellEnd"/>
+            <w:r>
+              <w:rPr>
+                <w:b/>
+                <w:bCs/>
+              </w:rPr>
+              <w:t>)</w:t>
+            </w:r>
+          </w:p>
+        </w:tc>
+        <w:tc>
+          <w:tcPr>
+            <w:tcW w:w="5580" w:type="dxa"/>
+            <w:hideMark/>
+          </w:tcPr>
+          <w:p>
+            <w:pPr>
+              <w:spacing w:after="160" w:line="278" w:lineRule="auto"/>
+            </w:pPr>
+            <w:r>
+              <w:t xml:space="preserve">Deep </w:t>
+            </w:r>
+            <w:proofErr w:type="gramStart"/>
+            <w:r>
+              <w:t>learning</w:t>
+            </w:r>
+            <w:proofErr w:type="gramEnd"/>
+            <w:r>
+              <w:t xml:space="preserve"> (core concepts)</w:t>
+            </w:r>
+          </w:p>
+        </w:tc>
+      </w:tr>
+      <w:tr>
+        <w:tc>
+          <w:tcPr>
+            <w:tcW w:w="2155" w:type="dxa"/>
+            <w:hideMark/>
+          </w:tcPr>
+          <w:p>
+            <w:pPr>
+              <w:spacing w:after="160" w:line="278" w:lineRule="auto"/>
+            </w:pPr>
+            <w:r>
+              <w:t>10:30 – 12:30 PM</w:t>
+            </w:r>
+          </w:p>
+        </w:tc>
+        <w:tc>
+          <w:tcPr>
+            <w:tcW w:w="2970" w:type="dxa"/>
+            <w:hideMark/>
+          </w:tcPr>
+          <w:p>
+            <w:pPr>
+              <w:spacing w:after="160" w:line="278" w:lineRule="auto"/>
+            </w:pPr>
+            <w:r>
+              <w:rPr>
+                <w:b/>
+                <w:bCs/>
+              </w:rPr>
+              <w:t>Deep Coding Block 1</w:t>
+            </w:r>
+          </w:p>
+        </w:tc>
+        <w:tc>
+          <w:tcPr>
+            <w:tcW w:w="5580" w:type="dxa"/>
+            <w:hideMark/>
+          </w:tcPr>
+          <w:p>
+            <w:pPr>
+              <w:spacing w:after="160" w:line="278" w:lineRule="auto"/>
+            </w:pPr>
+            <w:r>
+              <w:t>Apply what you learned</w:t>
+            </w:r>
+          </w:p>
+        </w:tc>
+      </w:tr>
+      <w:tr>
+        <w:tc>
+          <w:tcPr>
+            <w:tcW w:w="2155" w:type="dxa"/>
+            <w:hideMark/>
+          </w:tcPr>
+          <w:p>
+            <w:pPr>
+              <w:spacing w:after="160" w:line="278" w:lineRule="auto"/>
+            </w:pPr>
+            <w:r>
+              <w:t>12:30 – 2:00 PM</w:t>
+            </w:r>
+          </w:p>
+        </w:tc>
+        <w:tc>
+          <w:tcPr>
+            <w:tcW w:w="2970" w:type="dxa"/>
+            <w:hideMark/>
+          </w:tcPr>
+          <w:p>
+            <w:pPr>
+              <w:spacing w:after="160" w:line="278" w:lineRule="auto"/>
+            </w:pPr>
+            <w:r>
+              <w:rPr>
+                <w:b/>
+                <w:bCs/>
+              </w:rPr>
+              <w:t>Deep Coding Block 2</w:t>
+            </w:r>
+          </w:p>
+        </w:tc>
+        <w:tc>
+          <w:tcPr>
+            <w:tcW w:w="5580" w:type="dxa"/>
+            <w:hideMark/>
+          </w:tcPr>
+          <w:p>
+            <w:pPr>
+              <w:spacing w:after="160" w:line="278" w:lineRule="auto"/>
+            </w:pPr>
+            <w:r>
+              <w:t>Continue main project</w:t>
+            </w:r>
+          </w:p>
+        </w:tc>
+      </w:tr>
+      <w:tr>
+        <w:tc>
+          <w:tcPr>
+            <w:tcW w:w="2155" w:type="dxa"/>
+            <w:hideMark/>
+          </w:tcPr>
+          <w:p>
+            <w:pPr>
+              <w:spacing w:after="160" w:line="278" w:lineRule="auto"/>
+            </w:pPr>
+            <w:r>
+              <w:t>2:00 – 3:00 PM</w:t>
+            </w:r>
+          </w:p>
+        </w:tc>
+        <w:tc>
+          <w:tcPr>
+            <w:tcW w:w="2970" w:type="dxa"/>
+            <w:hideMark/>
+          </w:tcPr>
+          <w:p>
+            <w:pPr>
+              <w:spacing w:after="160" w:line="278" w:lineRule="auto"/>
+            </w:pPr>
+            <w:r>
+              <w:t>Lunch</w:t>
+            </w:r>
+          </w:p>
+        </w:tc>
+        <w:tc>
+          <w:tcPr>
+            <w:tcW w:w="5580" w:type="dxa"/>
+            <w:hideMark/>
+          </w:tcPr>
+          <w:p>
+            <w:pPr>
+              <w:spacing w:after="160" w:line="278" w:lineRule="auto"/>
+            </w:pPr>
+            <w:r>
+              <w:t>Rest</w:t>
+            </w:r>
+          </w:p>
+        </w:tc>
+      </w:tr>
+      <w:tr>
+        <w:tc>
+          <w:tcPr>
+            <w:tcW w:w="2155" w:type="dxa"/>
+            <w:hideMark/>
+          </w:tcPr>
+          <w:p>
+            <w:pPr>
+              <w:spacing w:after="160" w:line="278" w:lineRule="auto"/>
+            </w:pPr>
+            <w:r>
+              <w:t>3:00 – 5:00 PM</w:t>
+            </w:r>
+          </w:p>
+        </w:tc>
+        <w:tc>
+          <w:tcPr>
+            <w:tcW w:w="2970" w:type="dxa"/>
+            <w:hideMark/>
+          </w:tcPr>
+          <w:p>
+            <w:pPr>
+              <w:spacing w:after="160" w:line="278" w:lineRule="auto"/>
+            </w:pPr>
+            <w:r>
+              <w:t>Nap (Recovery Sleep)</w:t>
+            </w:r>
+          </w:p>
+        </w:tc>
+        <w:tc>
+          <w:tcPr>
+            <w:tcW w:w="5580" w:type="dxa"/>
+            <w:hideMark/>
+          </w:tcPr>
+          <w:p>
+            <w:pPr>
+              <w:spacing w:after="160" w:line="278" w:lineRule="auto"/>
+            </w:pPr>
+            <w:r>
+              <w:t>Recharge</w:t>
+            </w:r>
+          </w:p>
+        </w:tc>
+      </w:tr>
+      <w:tr>
+        <w:tc>
+          <w:tcPr>
+            <w:tcW w:w="2155" w:type="dxa"/>
+            <w:hideMark/>
+          </w:tcPr>
+          <w:p>
+            <w:pPr>
+              <w:spacing w:after="160" w:line="278" w:lineRule="auto"/>
+            </w:pPr>
+            <w:r>
+              <w:t>5:00 – 7:00 PM</w:t>
+            </w:r>
+          </w:p>
+        </w:tc>
+        <w:tc>
+          <w:tcPr>
+            <w:tcW w:w="2970" w:type="dxa"/>
+            <w:hideMark/>
+          </w:tcPr>
+          <w:p>
+            <w:pPr>
+              <w:spacing w:after="160" w:line="278" w:lineRule="auto"/>
+            </w:pPr>
+            <w:r>
+              <w:rPr>
+                <w:b/>
+                <w:bCs/>
+              </w:rPr>
+              <w:t>Deep Coding Block 3</w:t>
+            </w:r>
+          </w:p>
+        </w:tc>
+        <w:tc>
+          <w:tcPr>
+            <w:tcW w:w="5580" w:type="dxa"/>
+            <w:hideMark/>
+          </w:tcPr>
+          <w:p>
+            <w:pPr>
+              <w:spacing w:after="160" w:line="278" w:lineRule="auto"/>
+            </w:pPr>
+            <w:r>
+              <w:t>Debugging / integrations</w:t>
+            </w:r>
+          </w:p>
+        </w:tc>
+      </w:tr>
+      <w:tr>
+        <w:tc>
+          <w:tcPr>
+            <w:tcW w:w="2155" w:type="dxa"/>
+            <w:hideMark/>
+          </w:tcPr>
+          <w:p>
+            <w:pPr>
+              <w:spacing w:after="160" w:line="278" w:lineRule="auto"/>
+            </w:pPr>
+            <w:r>
+              <w:t>7:00 – 8:00 PM</w:t>
+            </w:r>
+          </w:p>
+        </w:tc>
+        <w:tc>
+          <w:tcPr>
+            <w:tcW w:w="2970" w:type="dxa"/>
+            <w:hideMark/>
+          </w:tcPr>
+          <w:p>
+            <w:pPr>
+              <w:spacing w:after="160" w:line="278" w:lineRule="auto"/>
+            </w:pPr>
+            <w:r>
+              <w:t>Light Work / Review</w:t>
+            </w:r>
+          </w:p>
+        </w:tc>
+        <w:tc>
+          <w:tcPr>
+            <w:tcW w:w="5580" w:type="dxa"/>
+            <w:hideMark/>
+          </w:tcPr>
+          <w:p>
+            <w:pPr>
+              <w:spacing w:after="160" w:line="278" w:lineRule="auto"/>
+            </w:pPr>
+            <w:r>
+              <w:t>Refactor, docs, planning</w:t>
+            </w:r>
+          </w:p>
+        </w:tc>
+      </w:tr>
+      <w:tr>
+        <w:tc>
+          <w:tcPr>
+            <w:tcW w:w="2155" w:type="dxa"/>
+            <w:hideMark/>
+          </w:tcPr>
+          <w:p>
+            <w:pPr>
+              <w:spacing w:after="160" w:line="278" w:lineRule="auto"/>
+            </w:pPr>
+            <w:r>
+              <w:t>8:00 – 9:00 PM</w:t>
+            </w:r>
+          </w:p>
+        </w:tc>
+        <w:tc>
+          <w:tcPr>
+            <w:tcW w:w="2970" w:type="dxa"/>
+            <w:hideMark/>
+          </w:tcPr>
+          <w:p>
+            <w:pPr>
+              <w:spacing w:after="160" w:line="278" w:lineRule="auto"/>
+            </w:pPr>
+            <w:r>
+              <w:t>Flexible Time</w:t>
+            </w:r>
+          </w:p>
+        </w:tc>
+        <w:tc>
+          <w:tcPr>
+            <w:tcW w:w="5580" w:type="dxa"/>
+            <w:hideMark/>
+          </w:tcPr>
+          <w:p>
+            <w:pPr>
+              <w:spacing w:after="160" w:line="278" w:lineRule="auto"/>
+            </w:pPr>
+            <w:r>
+              <w:t>Light coding or rest</w:t>
+            </w:r>
+          </w:p>
+        </w:tc>
+      </w:tr>
+      <w:tr>
+        <w:tc>
+          <w:tcPr>
+            <w:tcW w:w="2155" w:type="dxa"/>
+            <w:hideMark/>
+          </w:tcPr>
+          <w:p>
+            <w:pPr>
+              <w:spacing w:after="160" w:line="278" w:lineRule="auto"/>
+            </w:pPr>
+            <w:r>
+              <w:t>9:00 – 9:30 PM</w:t>
+            </w:r>
+          </w:p>
+        </w:tc>
+        <w:tc>
+          <w:tcPr>
+            <w:tcW w:w="2970" w:type="dxa"/>
+            <w:hideMark/>
+          </w:tcPr>
+          <w:p>
+            <w:pPr>
+              <w:spacing w:after="160" w:line="278" w:lineRule="auto"/>
+            </w:pPr>
+            <w:r>
+              <w:t>Supper</w:t>
+            </w:r>
+          </w:p>
+        </w:tc>
+        <w:tc>
+          <w:tcPr>
+            <w:tcW w:w="5580" w:type="dxa"/>
+            <w:hideMark/>
+          </w:tcPr>
+          <w:p>
+            <w:pPr>
+              <w:spacing w:after="160" w:line="278" w:lineRule="auto"/>
+            </w:pPr>
+            <w:r>
+              <w:t>Break</w:t>
+            </w:r>
+          </w:p>
+        </w:tc>
+      </w:tr>
+      <w:tr>
+        <w:tc>
+          <w:tcPr>
+            <w:tcW w:w="2155" w:type="dxa"/>
+            <w:hideMark/>
+          </w:tcPr>
+          <w:p>
+            <w:pPr>
+              <w:spacing w:after="160" w:line="278" w:lineRule="auto"/>
+            </w:pPr>
+            <w:r>
+              <w:t>9:30 – 11:30 PM</w:t>
+            </w:r>
+          </w:p>
+        </w:tc>
+        <w:tc>
+          <w:tcPr>
+            <w:tcW w:w="2970" w:type="dxa"/>
+            <w:hideMark/>
+          </w:tcPr>
+          <w:p>
+            <w:pPr>
+              <w:spacing w:after="160" w:line="278" w:lineRule="auto"/>
+            </w:pPr>
+            <w:r>
+              <w:rPr>
+                <w:b/>
+                <w:bCs/>
+              </w:rPr>
+              <w:t>Deep Coding Block 4</w:t>
+            </w:r>
+          </w:p>
+        </w:tc>
+        <w:tc>
+          <w:tcPr>
+            <w:tcW w:w="5580" w:type="dxa"/>
+            <w:hideMark/>
+          </w:tcPr>
+          <w:p>
+            <w:pPr>
+              <w:spacing w:after="160" w:line="278" w:lineRule="auto"/>
+            </w:pPr>
+            <w:r>
+              <w:t>Feature development</w:t>
+            </w:r>
+          </w:p>
+        </w:tc>
+      </w:tr>
+      <w:tr>
+        <w:tc>
+          <w:tcPr>
+            <w:tcW w:w="2155" w:type="dxa"/>
+            <w:hideMark/>
+          </w:tcPr>
+          <w:p>
+            <w:pPr>
+              <w:spacing w:after="160" w:line="278" w:lineRule="auto"/>
+            </w:pPr>
+            <w:r>
+              <w:t>11:30 – 12:00 AM</w:t>
+            </w:r>
+          </w:p>
+        </w:tc>
+        <w:tc>
+          <w:tcPr>
+            <w:tcW w:w="2970" w:type="dxa"/>
+            <w:hideMark/>
+          </w:tcPr>
+          <w:p>
+            <w:pPr>
+              <w:spacing w:after="160" w:line="278" w:lineRule="auto"/>
+            </w:pPr>
+            <w:r>
+              <w:t>Break</w:t>
+            </w:r>
+          </w:p>
+        </w:tc>
+        <w:tc>
+          <w:tcPr>
+            <w:tcW w:w="5580" w:type="dxa"/>
+            <w:hideMark/>
+          </w:tcPr>
+          <w:p>
+            <w:pPr>
+              <w:spacing w:after="160" w:line="278" w:lineRule="auto"/>
+            </w:pPr>
+            <w:r>
+              <w:t>Reset</w:t>
+            </w:r>
+          </w:p>
+        </w:tc>
+      </w:tr>
+      <w:tr>
+        <w:tc>
+          <w:tcPr>
+            <w:tcW w:w="2155" w:type="dxa"/>
+            <w:hideMark/>
+          </w:tcPr>
+          <w:p>
+            <w:pPr>
+              <w:spacing w:after="160" w:line="278" w:lineRule="auto"/>
+            </w:pPr>
+            <w:r>
+              <w:t>12:00 – 2:30 AM</w:t>
+            </w:r>
+          </w:p>
+        </w:tc>
+        <w:tc>
+          <w:tcPr>
+            <w:tcW w:w="2970" w:type="dxa"/>
+            <w:hideMark/>
+          </w:tcPr>
+          <w:p>
+            <w:pPr>
+              <w:spacing w:after="160" w:line="278" w:lineRule="auto"/>
+            </w:pPr>
+            <w:r>
+              <w:rPr>
+                <w:b/>
+                <w:bCs/>
+              </w:rPr>
+              <w:t>Deep Coding Block 5</w:t>
+            </w:r>
+          </w:p>
+        </w:tc>
+        <w:tc>
+          <w:tcPr>
+            <w:tcW w:w="5580" w:type="dxa"/>
+            <w:hideMark/>
+          </w:tcPr>
+          <w:p>
+            <w:pPr>
+              <w:spacing w:after="160" w:line="278" w:lineRule="auto"/>
+            </w:pPr>
+            <w:r>
+              <w:t>Light/creative coding</w:t>
+            </w:r>
+          </w:p>
+        </w:tc>
+      </w:tr>
+      <w:tr>
+        <w:tc>
+          <w:tcPr>
+            <w:tcW w:w="2155" w:type="dxa"/>
+            <w:hideMark/>
+          </w:tcPr>
+          <w:p>
+            <w:pPr>
+              <w:spacing w:after="160" w:line="278" w:lineRule="auto"/>
+            </w:pPr>
+            <w:r>
+              <w:t>2:30 – 3:00 AM</w:t>
+            </w:r>
+          </w:p>
+        </w:tc>
+        <w:tc>
+          <w:tcPr>
+            <w:tcW w:w="2970" w:type="dxa"/>
+            <w:hideMark/>
+          </w:tcPr>
+          <w:p>
+            <w:pPr>
+              <w:spacing w:after="160" w:line="278" w:lineRule="auto"/>
+            </w:pPr>
+            <w:r>
+              <w:t>Wind Down</w:t>
+            </w:r>
+          </w:p>
+        </w:tc>
+        <w:tc>
+          <w:tcPr>
+            <w:tcW w:w="5580" w:type="dxa"/>
+            <w:hideMark/>
+          </w:tcPr>
+          <w:p>
+            <w:pPr>
+              <w:spacing w:after="160" w:line="278" w:lineRule="auto"/>
+            </w:pPr>
+            <w:r>
+              <w:t>Plan next day</w:t>
+            </w:r>
+          </w:p>
+        </w:tc>
+      </w:tr>
+    </w:tbl>
+    <w:p/>
     <w:sectPr>
       <w:pgSz w:w="12240" w:h="15840"/>
-      <w:pgMar w:top="1440" w:right="1440" w:bottom="1440" w:left="1440" w:header="720" w:footer="720" w:gutter="0"/>
+      <w:pgMar w:top="720" w:right="720" w:bottom="720" w:left="720" w:header="720" w:footer="720" w:gutter="0"/>
       <w:cols w:space="720"/>
       <w:docGrid w:linePitch="360"/>
     </w:sectPr>
@@ -692,7 +1448,6 @@
   <w:style w:type="character" w:default="1" w:styleId="DefaultParagraphFont">
     <w:name w:val="Default Paragraph Font"/>
     <w:uiPriority w:val="1"/>
-    <w:semiHidden/>
     <w:unhideWhenUsed/>
   </w:style>
   <w:style w:type="table" w:default="1" w:styleId="TableNormal">
@@ -1005,6 +1760,25 @@
       <w:color w:val="2F5496" w:themeColor="accent1" w:themeShade="BF"/>
       <w:spacing w:val="5"/>
     </w:rPr>
+  </w:style>
+  <w:style w:type="table" w:styleId="TableGrid">
+    <w:name w:val="Table Grid"/>
+    <w:basedOn w:val="TableNormal"/>
+    <w:uiPriority w:val="39"/>
+    <w:rsid w:val="00A87E67"/>
+    <w:pPr>
+      <w:spacing w:after="0" w:line="240" w:lineRule="auto"/>
+    </w:pPr>
+    <w:tblPr>
+      <w:tblBorders>
+        <w:top w:val="single" w:sz="4" w:space="0" w:color="auto"/>
+        <w:left w:val="single" w:sz="4" w:space="0" w:color="auto"/>
+        <w:bottom w:val="single" w:sz="4" w:space="0" w:color="auto"/>
+        <w:right w:val="single" w:sz="4" w:space="0" w:color="auto"/>
+        <w:insideH w:val="single" w:sz="4" w:space="0" w:color="auto"/>
+        <w:insideV w:val="single" w:sz="4" w:space="0" w:color="auto"/>
+      </w:tblBorders>
+    </w:tblPr>
   </w:style>
 </w:styles>
 </file>
